--- a/contenus-portefeuille/2026-10-24_benchmark-contenus-UEMOA-France.docx
+++ b/contenus-portefeuille/2026-10-24_benchmark-contenus-UEMOA-France.docx
@@ -275,6 +275,7 @@
     <w:tbl>
       <w:tblPr>
         <w:tblW w:type="auto" w:w="0"/>
+        <w:tblLayout w:type="fixed"/>
         <w:tblLook w:firstColumn="1" w:firstRow="1" w:lastColumn="0" w:lastRow="0" w:noHBand="0" w:noVBand="1" w:val="04A0"/>
         <w:tblBorders>
           <w:top w:val="single" w:sz="4" w:color="E4E8ED"/>
@@ -284,15 +285,16 @@
           <w:insideH w:val="single" w:sz="4" w:color="E4E8ED"/>
           <w:insideV w:val="single" w:sz="4" w:color="E4E8ED"/>
         </w:tblBorders>
+        <w:tblLayout w:type="fixed"/>
       </w:tblPr>
       <w:tblGrid>
-        <w:gridCol w:w="4873"/>
-        <w:gridCol w:w="4873"/>
+        <w:gridCol w:w="2353"/>
+        <w:gridCol w:w="7059"/>
       </w:tblGrid>
       <w:tr>
         <w:tc>
           <w:tcPr>
-            <w:tcW w:type="dxa" w:w="2268"/>
+            <w:tcW w:type="dxa" w:w="2353"/>
             <w:shd w:val="clear" w:color="auto" w:fill="232754"/>
           </w:tcPr>
           <w:p>
@@ -309,7 +311,7 @@
         </w:tc>
         <w:tc>
           <w:tcPr>
-            <w:tcW w:type="dxa" w:w="6803"/>
+            <w:tcW w:type="dxa" w:w="7058"/>
             <w:shd w:val="clear" w:color="auto" w:fill="232754"/>
           </w:tcPr>
           <w:p>
@@ -328,7 +330,7 @@
       <w:tr>
         <w:tc>
           <w:tcPr>
-            <w:tcW w:type="dxa" w:w="2268"/>
+            <w:tcW w:type="dxa" w:w="2353"/>
           </w:tcPr>
           <w:p>
             <w:r/>
@@ -343,7 +345,7 @@
         </w:tc>
         <w:tc>
           <w:tcPr>
-            <w:tcW w:type="dxa" w:w="6803"/>
+            <w:tcW w:type="dxa" w:w="7058"/>
           </w:tcPr>
           <w:p>
             <w:r/>
@@ -360,7 +362,7 @@
       <w:tr>
         <w:tc>
           <w:tcPr>
-            <w:tcW w:type="dxa" w:w="2268"/>
+            <w:tcW w:type="dxa" w:w="2353"/>
             <w:shd w:val="clear" w:color="auto" w:fill="EEF5FA"/>
           </w:tcPr>
           <w:p>
@@ -376,7 +378,7 @@
         </w:tc>
         <w:tc>
           <w:tcPr>
-            <w:tcW w:type="dxa" w:w="6803"/>
+            <w:tcW w:type="dxa" w:w="7058"/>
             <w:shd w:val="clear" w:color="auto" w:fill="EEF5FA"/>
           </w:tcPr>
           <w:p>
@@ -394,7 +396,7 @@
       <w:tr>
         <w:tc>
           <w:tcPr>
-            <w:tcW w:type="dxa" w:w="2268"/>
+            <w:tcW w:type="dxa" w:w="2353"/>
           </w:tcPr>
           <w:p>
             <w:r/>
@@ -409,7 +411,7 @@
         </w:tc>
         <w:tc>
           <w:tcPr>
-            <w:tcW w:type="dxa" w:w="6803"/>
+            <w:tcW w:type="dxa" w:w="7058"/>
           </w:tcPr>
           <w:p>
             <w:r/>
@@ -426,7 +428,7 @@
       <w:tr>
         <w:tc>
           <w:tcPr>
-            <w:tcW w:type="dxa" w:w="2268"/>
+            <w:tcW w:type="dxa" w:w="2353"/>
             <w:shd w:val="clear" w:color="auto" w:fill="EEF5FA"/>
           </w:tcPr>
           <w:p>
@@ -442,7 +444,7 @@
         </w:tc>
         <w:tc>
           <w:tcPr>
-            <w:tcW w:type="dxa" w:w="6803"/>
+            <w:tcW w:type="dxa" w:w="7058"/>
             <w:shd w:val="clear" w:color="auto" w:fill="EEF5FA"/>
           </w:tcPr>
           <w:p>
@@ -965,6 +967,7 @@
     <w:tbl>
       <w:tblPr>
         <w:tblW w:type="auto" w:w="0"/>
+        <w:tblLayout w:type="fixed"/>
         <w:tblLook w:firstColumn="1" w:firstRow="1" w:lastColumn="0" w:lastRow="0" w:noHBand="0" w:noVBand="1" w:val="04A0"/>
         <w:tblBorders>
           <w:top w:val="single" w:sz="4" w:color="E4E8ED"/>
@@ -974,16 +977,17 @@
           <w:insideH w:val="single" w:sz="4" w:color="E4E8ED"/>
           <w:insideV w:val="single" w:sz="4" w:color="E4E8ED"/>
         </w:tblBorders>
+        <w:tblLayout w:type="fixed"/>
       </w:tblPr>
       <w:tblGrid>
-        <w:gridCol w:w="3249"/>
-        <w:gridCol w:w="3249"/>
-        <w:gridCol w:w="3249"/>
+        <w:gridCol w:w="588"/>
+        <w:gridCol w:w="6470"/>
+        <w:gridCol w:w="2353"/>
       </w:tblGrid>
       <w:tr>
         <w:tc>
           <w:tcPr>
-            <w:tcW w:type="dxa" w:w="567"/>
+            <w:tcW w:type="dxa" w:w="588"/>
             <w:shd w:val="clear" w:color="auto" w:fill="232754"/>
           </w:tcPr>
           <w:p>
@@ -1000,7 +1004,7 @@
         </w:tc>
         <w:tc>
           <w:tcPr>
-            <w:tcW w:type="dxa" w:w="6236"/>
+            <w:tcW w:type="dxa" w:w="6470"/>
             <w:shd w:val="clear" w:color="auto" w:fill="232754"/>
           </w:tcPr>
           <w:p>
@@ -1017,7 +1021,7 @@
         </w:tc>
         <w:tc>
           <w:tcPr>
-            <w:tcW w:type="dxa" w:w="2268"/>
+            <w:tcW w:type="dxa" w:w="2353"/>
             <w:shd w:val="clear" w:color="auto" w:fill="232754"/>
           </w:tcPr>
           <w:p>
@@ -1036,7 +1040,7 @@
       <w:tr>
         <w:tc>
           <w:tcPr>
-            <w:tcW w:type="dxa" w:w="567"/>
+            <w:tcW w:type="dxa" w:w="588"/>
           </w:tcPr>
           <w:p>
             <w:r/>
@@ -1051,7 +1055,7 @@
         </w:tc>
         <w:tc>
           <w:tcPr>
-            <w:tcW w:type="dxa" w:w="6236"/>
+            <w:tcW w:type="dxa" w:w="6470"/>
           </w:tcPr>
           <w:p>
             <w:r/>
@@ -1066,7 +1070,7 @@
         </w:tc>
         <w:tc>
           <w:tcPr>
-            <w:tcW w:type="dxa" w:w="2268"/>
+            <w:tcW w:type="dxa" w:w="2353"/>
           </w:tcPr>
           <w:p>
             <w:r/>
@@ -1083,7 +1087,7 @@
       <w:tr>
         <w:tc>
           <w:tcPr>
-            <w:tcW w:type="dxa" w:w="567"/>
+            <w:tcW w:type="dxa" w:w="588"/>
             <w:shd w:val="clear" w:color="auto" w:fill="EEF5FA"/>
           </w:tcPr>
           <w:p>
@@ -1099,7 +1103,7 @@
         </w:tc>
         <w:tc>
           <w:tcPr>
-            <w:tcW w:type="dxa" w:w="6236"/>
+            <w:tcW w:type="dxa" w:w="6470"/>
             <w:shd w:val="clear" w:color="auto" w:fill="EEF5FA"/>
           </w:tcPr>
           <w:p>
@@ -1115,7 +1119,7 @@
         </w:tc>
         <w:tc>
           <w:tcPr>
-            <w:tcW w:type="dxa" w:w="2268"/>
+            <w:tcW w:type="dxa" w:w="2353"/>
             <w:shd w:val="clear" w:color="auto" w:fill="EEF5FA"/>
           </w:tcPr>
           <w:p>
@@ -1133,7 +1137,7 @@
       <w:tr>
         <w:tc>
           <w:tcPr>
-            <w:tcW w:type="dxa" w:w="567"/>
+            <w:tcW w:type="dxa" w:w="588"/>
           </w:tcPr>
           <w:p>
             <w:r/>
@@ -1148,7 +1152,7 @@
         </w:tc>
         <w:tc>
           <w:tcPr>
-            <w:tcW w:type="dxa" w:w="6236"/>
+            <w:tcW w:type="dxa" w:w="6470"/>
           </w:tcPr>
           <w:p>
             <w:r/>
@@ -1163,7 +1167,7 @@
         </w:tc>
         <w:tc>
           <w:tcPr>
-            <w:tcW w:type="dxa" w:w="2268"/>
+            <w:tcW w:type="dxa" w:w="2353"/>
           </w:tcPr>
           <w:p>
             <w:r/>
@@ -1180,7 +1184,7 @@
       <w:tr>
         <w:tc>
           <w:tcPr>
-            <w:tcW w:type="dxa" w:w="567"/>
+            <w:tcW w:type="dxa" w:w="588"/>
             <w:shd w:val="clear" w:color="auto" w:fill="EEF5FA"/>
           </w:tcPr>
           <w:p>
@@ -1196,7 +1200,7 @@
         </w:tc>
         <w:tc>
           <w:tcPr>
-            <w:tcW w:type="dxa" w:w="6236"/>
+            <w:tcW w:type="dxa" w:w="6470"/>
             <w:shd w:val="clear" w:color="auto" w:fill="EEF5FA"/>
           </w:tcPr>
           <w:p>
@@ -1212,7 +1216,7 @@
         </w:tc>
         <w:tc>
           <w:tcPr>
-            <w:tcW w:type="dxa" w:w="2268"/>
+            <w:tcW w:type="dxa" w:w="2353"/>
             <w:shd w:val="clear" w:color="auto" w:fill="EEF5FA"/>
           </w:tcPr>
           <w:p>
@@ -1230,7 +1234,7 @@
       <w:tr>
         <w:tc>
           <w:tcPr>
-            <w:tcW w:type="dxa" w:w="567"/>
+            <w:tcW w:type="dxa" w:w="588"/>
           </w:tcPr>
           <w:p>
             <w:r/>
@@ -1245,7 +1249,7 @@
         </w:tc>
         <w:tc>
           <w:tcPr>
-            <w:tcW w:type="dxa" w:w="6236"/>
+            <w:tcW w:type="dxa" w:w="6470"/>
           </w:tcPr>
           <w:p>
             <w:r/>
@@ -1260,7 +1264,7 @@
         </w:tc>
         <w:tc>
           <w:tcPr>
-            <w:tcW w:type="dxa" w:w="2268"/>
+            <w:tcW w:type="dxa" w:w="2353"/>
           </w:tcPr>
           <w:p>
             <w:r/>
@@ -1277,7 +1281,7 @@
       <w:tr>
         <w:tc>
           <w:tcPr>
-            <w:tcW w:type="dxa" w:w="567"/>
+            <w:tcW w:type="dxa" w:w="588"/>
             <w:shd w:val="clear" w:color="auto" w:fill="EEF5FA"/>
           </w:tcPr>
           <w:p>
@@ -1293,7 +1297,7 @@
         </w:tc>
         <w:tc>
           <w:tcPr>
-            <w:tcW w:type="dxa" w:w="6236"/>
+            <w:tcW w:type="dxa" w:w="6470"/>
             <w:shd w:val="clear" w:color="auto" w:fill="EEF5FA"/>
           </w:tcPr>
           <w:p>
@@ -1309,7 +1313,7 @@
         </w:tc>
         <w:tc>
           <w:tcPr>
-            <w:tcW w:type="dxa" w:w="2268"/>
+            <w:tcW w:type="dxa" w:w="2353"/>
             <w:shd w:val="clear" w:color="auto" w:fill="EEF5FA"/>
           </w:tcPr>
           <w:p>
@@ -1327,7 +1331,7 @@
       <w:tr>
         <w:tc>
           <w:tcPr>
-            <w:tcW w:type="dxa" w:w="567"/>
+            <w:tcW w:type="dxa" w:w="588"/>
           </w:tcPr>
           <w:p>
             <w:r/>
@@ -1342,7 +1346,7 @@
         </w:tc>
         <w:tc>
           <w:tcPr>
-            <w:tcW w:type="dxa" w:w="6236"/>
+            <w:tcW w:type="dxa" w:w="6470"/>
           </w:tcPr>
           <w:p>
             <w:r/>
@@ -1357,7 +1361,7 @@
         </w:tc>
         <w:tc>
           <w:tcPr>
-            <w:tcW w:type="dxa" w:w="2268"/>
+            <w:tcW w:type="dxa" w:w="2353"/>
           </w:tcPr>
           <w:p>
             <w:r/>
@@ -1374,7 +1378,7 @@
       <w:tr>
         <w:tc>
           <w:tcPr>
-            <w:tcW w:type="dxa" w:w="567"/>
+            <w:tcW w:type="dxa" w:w="588"/>
             <w:shd w:val="clear" w:color="auto" w:fill="EEF5FA"/>
           </w:tcPr>
           <w:p>
@@ -1390,7 +1394,7 @@
         </w:tc>
         <w:tc>
           <w:tcPr>
-            <w:tcW w:type="dxa" w:w="6236"/>
+            <w:tcW w:type="dxa" w:w="6470"/>
             <w:shd w:val="clear" w:color="auto" w:fill="EEF5FA"/>
           </w:tcPr>
           <w:p>
@@ -1406,7 +1410,7 @@
         </w:tc>
         <w:tc>
           <w:tcPr>
-            <w:tcW w:type="dxa" w:w="2268"/>
+            <w:tcW w:type="dxa" w:w="2353"/>
             <w:shd w:val="clear" w:color="auto" w:fill="EEF5FA"/>
           </w:tcPr>
           <w:p>
@@ -1424,7 +1428,7 @@
       <w:tr>
         <w:tc>
           <w:tcPr>
-            <w:tcW w:type="dxa" w:w="567"/>
+            <w:tcW w:type="dxa" w:w="588"/>
           </w:tcPr>
           <w:p>
             <w:r/>
@@ -1439,7 +1443,7 @@
         </w:tc>
         <w:tc>
           <w:tcPr>
-            <w:tcW w:type="dxa" w:w="6236"/>
+            <w:tcW w:type="dxa" w:w="6470"/>
           </w:tcPr>
           <w:p>
             <w:r/>
@@ -1454,7 +1458,7 @@
         </w:tc>
         <w:tc>
           <w:tcPr>
-            <w:tcW w:type="dxa" w:w="2268"/>
+            <w:tcW w:type="dxa" w:w="2353"/>
           </w:tcPr>
           <w:p>
             <w:r/>
@@ -1471,7 +1475,7 @@
       <w:tr>
         <w:tc>
           <w:tcPr>
-            <w:tcW w:type="dxa" w:w="567"/>
+            <w:tcW w:type="dxa" w:w="588"/>
             <w:shd w:val="clear" w:color="auto" w:fill="EEF5FA"/>
           </w:tcPr>
           <w:p>
@@ -1487,7 +1491,7 @@
         </w:tc>
         <w:tc>
           <w:tcPr>
-            <w:tcW w:type="dxa" w:w="6236"/>
+            <w:tcW w:type="dxa" w:w="6470"/>
             <w:shd w:val="clear" w:color="auto" w:fill="EEF5FA"/>
           </w:tcPr>
           <w:p>
@@ -1503,7 +1507,7 @@
         </w:tc>
         <w:tc>
           <w:tcPr>
-            <w:tcW w:type="dxa" w:w="2268"/>
+            <w:tcW w:type="dxa" w:w="2353"/>
             <w:shd w:val="clear" w:color="auto" w:fill="EEF5FA"/>
           </w:tcPr>
           <w:p>
@@ -1531,6 +1535,7 @@
     <w:tbl>
       <w:tblPr>
         <w:tblW w:type="auto" w:w="0"/>
+        <w:tblLayout w:type="fixed"/>
         <w:tblLook w:firstColumn="1" w:firstRow="1" w:lastColumn="0" w:lastRow="0" w:noHBand="0" w:noVBand="1" w:val="04A0"/>
         <w:tblBorders>
           <w:top w:val="single" w:sz="4" w:color="E4E8ED"/>
@@ -1540,16 +1545,17 @@
           <w:insideH w:val="single" w:sz="4" w:color="E4E8ED"/>
           <w:insideV w:val="single" w:sz="4" w:color="E4E8ED"/>
         </w:tblBorders>
+        <w:tblLayout w:type="fixed"/>
       </w:tblPr>
       <w:tblGrid>
-        <w:gridCol w:w="3249"/>
-        <w:gridCol w:w="3249"/>
-        <w:gridCol w:w="3249"/>
+        <w:gridCol w:w="1470"/>
+        <w:gridCol w:w="2647"/>
+        <w:gridCol w:w="5294"/>
       </w:tblGrid>
       <w:tr>
         <w:tc>
           <w:tcPr>
-            <w:tcW w:type="dxa" w:w="1417"/>
+            <w:tcW w:type="dxa" w:w="1470"/>
             <w:shd w:val="clear" w:color="auto" w:fill="232754"/>
           </w:tcPr>
           <w:p>
@@ -1566,7 +1572,7 @@
         </w:tc>
         <w:tc>
           <w:tcPr>
-            <w:tcW w:type="dxa" w:w="2551"/>
+            <w:tcW w:type="dxa" w:w="2647"/>
             <w:shd w:val="clear" w:color="auto" w:fill="232754"/>
           </w:tcPr>
           <w:p>
@@ -1583,7 +1589,7 @@
         </w:tc>
         <w:tc>
           <w:tcPr>
-            <w:tcW w:type="dxa" w:w="5102"/>
+            <w:tcW w:type="dxa" w:w="5294"/>
             <w:shd w:val="clear" w:color="auto" w:fill="232754"/>
           </w:tcPr>
           <w:p>
@@ -1602,7 +1608,7 @@
       <w:tr>
         <w:tc>
           <w:tcPr>
-            <w:tcW w:type="dxa" w:w="1417"/>
+            <w:tcW w:type="dxa" w:w="1470"/>
           </w:tcPr>
           <w:p>
             <w:r/>
@@ -1617,7 +1623,7 @@
         </w:tc>
         <w:tc>
           <w:tcPr>
-            <w:tcW w:type="dxa" w:w="2551"/>
+            <w:tcW w:type="dxa" w:w="2647"/>
           </w:tcPr>
           <w:p>
             <w:r/>
@@ -1632,7 +1638,7 @@
         </w:tc>
         <w:tc>
           <w:tcPr>
-            <w:tcW w:type="dxa" w:w="5102"/>
+            <w:tcW w:type="dxa" w:w="5294"/>
           </w:tcPr>
           <w:p>
             <w:r/>
@@ -1649,7 +1655,7 @@
       <w:tr>
         <w:tc>
           <w:tcPr>
-            <w:tcW w:type="dxa" w:w="1417"/>
+            <w:tcW w:type="dxa" w:w="1470"/>
             <w:shd w:val="clear" w:color="auto" w:fill="EEF5FA"/>
           </w:tcPr>
           <w:p>
@@ -1665,7 +1671,7 @@
         </w:tc>
         <w:tc>
           <w:tcPr>
-            <w:tcW w:type="dxa" w:w="2551"/>
+            <w:tcW w:type="dxa" w:w="2647"/>
             <w:shd w:val="clear" w:color="auto" w:fill="EEF5FA"/>
           </w:tcPr>
           <w:p>
@@ -1681,7 +1687,7 @@
         </w:tc>
         <w:tc>
           <w:tcPr>
-            <w:tcW w:type="dxa" w:w="5102"/>
+            <w:tcW w:type="dxa" w:w="5294"/>
             <w:shd w:val="clear" w:color="auto" w:fill="EEF5FA"/>
           </w:tcPr>
           <w:p>
@@ -1699,7 +1705,7 @@
       <w:tr>
         <w:tc>
           <w:tcPr>
-            <w:tcW w:type="dxa" w:w="1417"/>
+            <w:tcW w:type="dxa" w:w="1470"/>
           </w:tcPr>
           <w:p>
             <w:r/>
@@ -1714,7 +1720,7 @@
         </w:tc>
         <w:tc>
           <w:tcPr>
-            <w:tcW w:type="dxa" w:w="2551"/>
+            <w:tcW w:type="dxa" w:w="2647"/>
           </w:tcPr>
           <w:p>
             <w:r/>
@@ -1729,7 +1735,7 @@
         </w:tc>
         <w:tc>
           <w:tcPr>
-            <w:tcW w:type="dxa" w:w="5102"/>
+            <w:tcW w:type="dxa" w:w="5294"/>
           </w:tcPr>
           <w:p>
             <w:r/>
@@ -1746,7 +1752,7 @@
       <w:tr>
         <w:tc>
           <w:tcPr>
-            <w:tcW w:type="dxa" w:w="1417"/>
+            <w:tcW w:type="dxa" w:w="1470"/>
             <w:shd w:val="clear" w:color="auto" w:fill="EEF5FA"/>
           </w:tcPr>
           <w:p>
@@ -1762,7 +1768,7 @@
         </w:tc>
         <w:tc>
           <w:tcPr>
-            <w:tcW w:type="dxa" w:w="2551"/>
+            <w:tcW w:type="dxa" w:w="2647"/>
             <w:shd w:val="clear" w:color="auto" w:fill="EEF5FA"/>
           </w:tcPr>
           <w:p>
@@ -1778,7 +1784,7 @@
         </w:tc>
         <w:tc>
           <w:tcPr>
-            <w:tcW w:type="dxa" w:w="5102"/>
+            <w:tcW w:type="dxa" w:w="5294"/>
             <w:shd w:val="clear" w:color="auto" w:fill="EEF5FA"/>
           </w:tcPr>
           <w:p>
